--- a/КД/Спецификации/21М298-ВКР-300.docx
+++ b/КД/Спецификации/21М298-ВКР-300.docx
@@ -3656,15 +3656,6 @@
                 <w:szCs w:val="28"/>
               </w:rPr>
             </w:pPr>
-            <w:r>
-              <w:rPr>
-                <w:rFonts w:ascii="ГОСТ тип А" w:hAnsi="ГОСТ тип А" w:cs="Times New Roman"/>
-                <w:i/>
-                <w:sz w:val="28"/>
-                <w:szCs w:val="28"/>
-              </w:rPr>
-              <w:t>6</w:t>
-            </w:r>
           </w:p>
         </w:tc>
         <w:tc>
@@ -3715,33 +3706,6 @@
                 <w:szCs w:val="28"/>
               </w:rPr>
             </w:pPr>
-            <w:r>
-              <w:rPr>
-                <w:rFonts w:ascii="ГОСТ тип А" w:hAnsi="ГОСТ тип А" w:cs="Times New Roman"/>
-                <w:i/>
-                <w:sz w:val="28"/>
-                <w:szCs w:val="28"/>
-              </w:rPr>
-              <w:t xml:space="preserve">Шайба </w:t>
-            </w:r>
-            <w:r>
-              <w:rPr>
-                <w:rFonts w:ascii="ГОСТ тип А" w:hAnsi="ГОСТ тип А" w:cs="Times New Roman"/>
-                <w:i/>
-                <w:sz w:val="28"/>
-                <w:szCs w:val="28"/>
-              </w:rPr>
-              <w:t>22</w:t>
-            </w:r>
-            <w:r>
-              <w:rPr>
-                <w:rFonts w:ascii="ГОСТ тип А" w:hAnsi="ГОСТ тип А" w:cs="Times New Roman"/>
-                <w:i/>
-                <w:sz w:val="28"/>
-                <w:szCs w:val="28"/>
-              </w:rPr>
-              <w:t xml:space="preserve"> ГОСТ 11371–78</w:t>
-            </w:r>
           </w:p>
         </w:tc>
         <w:tc>
@@ -3765,15 +3729,6 @@
                 <w:szCs w:val="28"/>
               </w:rPr>
             </w:pPr>
-            <w:r>
-              <w:rPr>
-                <w:rFonts w:ascii="ГОСТ тип А" w:hAnsi="ГОСТ тип А" w:cs="Times New Roman"/>
-                <w:i/>
-                <w:sz w:val="28"/>
-                <w:szCs w:val="28"/>
-              </w:rPr>
-              <w:t>1</w:t>
-            </w:r>
           </w:p>
         </w:tc>
         <w:tc>
@@ -6656,7 +6611,46 @@
               <w:sz w:val="36"/>
               <w:szCs w:val="36"/>
             </w:rPr>
-            <w:t>Редуктор</w:t>
+            <w:t>Промежуточный</w:t>
+          </w:r>
+        </w:p>
+        <w:p>
+          <w:pPr>
+            <w:pStyle w:val="a3"/>
+            <w:jc w:val="center"/>
+            <w:rPr>
+              <w:rFonts w:ascii="ГОСТ тип А" w:hAnsi="ГОСТ тип А"/>
+              <w:i/>
+              <w:sz w:val="36"/>
+              <w:szCs w:val="36"/>
+            </w:rPr>
+          </w:pPr>
+          <w:r>
+            <w:rPr>
+              <w:rFonts w:ascii="ГОСТ тип А" w:hAnsi="ГОСТ тип А"/>
+              <w:i/>
+              <w:sz w:val="36"/>
+              <w:szCs w:val="36"/>
+            </w:rPr>
+            <w:t>вал р</w:t>
+          </w:r>
+          <w:r>
+            <w:rPr>
+              <w:rFonts w:ascii="ГОСТ тип А" w:hAnsi="ГОСТ тип А"/>
+              <w:i/>
+              <w:sz w:val="36"/>
+              <w:szCs w:val="36"/>
+            </w:rPr>
+            <w:t>едуктор</w:t>
+          </w:r>
+          <w:r>
+            <w:rPr>
+              <w:rFonts w:ascii="ГОСТ тип А" w:hAnsi="ГОСТ тип А"/>
+              <w:i/>
+              <w:sz w:val="36"/>
+              <w:szCs w:val="36"/>
+            </w:rPr>
+            <w:t>а</w:t>
           </w:r>
         </w:p>
       </w:tc>
